--- a/klagomål/A 30788-2025 FSC-klagomål.docx
+++ b/klagomål/A 30788-2025 FSC-klagomål.docx
@@ -662,7 +662,7 @@
     <w:r>
       <w:tab/>
       <w:tab/>
-      <w:t>2025-06-24</w:t>
+      <w:t>2025-06-25</w:t>
       <w:br/>
       <w:br/>
     </w:r>

--- a/klagomål/A 30788-2025 FSC-klagomål.docx
+++ b/klagomål/A 30788-2025 FSC-klagomål.docx
@@ -662,7 +662,7 @@
     <w:r>
       <w:tab/>
       <w:tab/>
-      <w:t>2025-06-25</w:t>
+      <w:t>2025-06-26</w:t>
       <w:br/>
       <w:br/>
     </w:r>

--- a/klagomål/A 30788-2025 FSC-klagomål.docx
+++ b/klagomål/A 30788-2025 FSC-klagomål.docx
@@ -662,7 +662,7 @@
     <w:r>
       <w:tab/>
       <w:tab/>
-      <w:t>2025-06-26</w:t>
+      <w:t>2025-06-27</w:t>
       <w:br/>
       <w:br/>
     </w:r>

--- a/klagomål/A 30788-2025 FSC-klagomål.docx
+++ b/klagomål/A 30788-2025 FSC-klagomål.docx
@@ -662,7 +662,7 @@
     <w:r>
       <w:tab/>
       <w:tab/>
-      <w:t>2025-06-27</w:t>
+      <w:t>2025-06-28</w:t>
       <w:br/>
       <w:br/>
     </w:r>

--- a/klagomål/A 30788-2025 FSC-klagomål.docx
+++ b/klagomål/A 30788-2025 FSC-klagomål.docx
@@ -662,7 +662,7 @@
     <w:r>
       <w:tab/>
       <w:tab/>
-      <w:t>2025-06-28</w:t>
+      <w:t>2025-06-29</w:t>
       <w:br/>
       <w:br/>
     </w:r>

--- a/klagomål/A 30788-2025 FSC-klagomål.docx
+++ b/klagomål/A 30788-2025 FSC-klagomål.docx
@@ -662,7 +662,7 @@
     <w:r>
       <w:tab/>
       <w:tab/>
-      <w:t>2025-06-29</w:t>
+      <w:t>2025-06-30</w:t>
       <w:br/>
       <w:br/>
     </w:r>

--- a/klagomål/A 30788-2025 FSC-klagomål.docx
+++ b/klagomål/A 30788-2025 FSC-klagomål.docx
@@ -662,7 +662,7 @@
     <w:r>
       <w:tab/>
       <w:tab/>
-      <w:t>2025-06-30</w:t>
+      <w:t>2025-07-01</w:t>
       <w:br/>
       <w:br/>
     </w:r>

--- a/klagomål/A 30788-2025 FSC-klagomål.docx
+++ b/klagomål/A 30788-2025 FSC-klagomål.docx
@@ -662,7 +662,7 @@
     <w:r>
       <w:tab/>
       <w:tab/>
-      <w:t>2025-07-01</w:t>
+      <w:t>2025-07-02</w:t>
       <w:br/>
       <w:br/>
     </w:r>

--- a/klagomål/A 30788-2025 FSC-klagomål.docx
+++ b/klagomål/A 30788-2025 FSC-klagomål.docx
@@ -662,7 +662,7 @@
     <w:r>
       <w:tab/>
       <w:tab/>
-      <w:t>2025-07-02</w:t>
+      <w:t>2025-07-03</w:t>
       <w:br/>
       <w:br/>
     </w:r>

--- a/klagomål/A 30788-2025 FSC-klagomål.docx
+++ b/klagomål/A 30788-2025 FSC-klagomål.docx
@@ -662,7 +662,7 @@
     <w:r>
       <w:tab/>
       <w:tab/>
-      <w:t>2025-07-03</w:t>
+      <w:t>2025-07-04</w:t>
       <w:br/>
       <w:br/>
     </w:r>

--- a/klagomål/A 30788-2025 FSC-klagomål.docx
+++ b/klagomål/A 30788-2025 FSC-klagomål.docx
@@ -662,7 +662,7 @@
     <w:r>
       <w:tab/>
       <w:tab/>
-      <w:t>2025-07-04</w:t>
+      <w:t>2025-07-05</w:t>
       <w:br/>
       <w:br/>
     </w:r>

--- a/klagomål/A 30788-2025 FSC-klagomål.docx
+++ b/klagomål/A 30788-2025 FSC-klagomål.docx
@@ -662,7 +662,7 @@
     <w:r>
       <w:tab/>
       <w:tab/>
-      <w:t>2025-07-05</w:t>
+      <w:t>2025-07-06</w:t>
       <w:br/>
       <w:br/>
     </w:r>

--- a/klagomål/A 30788-2025 FSC-klagomål.docx
+++ b/klagomål/A 30788-2025 FSC-klagomål.docx
@@ -662,7 +662,7 @@
     <w:r>
       <w:tab/>
       <w:tab/>
-      <w:t>2025-07-06</w:t>
+      <w:t>2025-07-07</w:t>
       <w:br/>
       <w:br/>
     </w:r>

--- a/klagomål/A 30788-2025 FSC-klagomål.docx
+++ b/klagomål/A 30788-2025 FSC-klagomål.docx
@@ -662,7 +662,7 @@
     <w:r>
       <w:tab/>
       <w:tab/>
-      <w:t>2025-07-07</w:t>
+      <w:t>2025-07-08</w:t>
       <w:br/>
       <w:br/>
     </w:r>

--- a/klagomål/A 30788-2025 FSC-klagomål.docx
+++ b/klagomål/A 30788-2025 FSC-klagomål.docx
@@ -662,7 +662,7 @@
     <w:r>
       <w:tab/>
       <w:tab/>
-      <w:t>2025-07-08</w:t>
+      <w:t>2025-07-09</w:t>
       <w:br/>
       <w:br/>
     </w:r>

--- a/klagomål/A 30788-2025 FSC-klagomål.docx
+++ b/klagomål/A 30788-2025 FSC-klagomål.docx
@@ -662,7 +662,7 @@
     <w:r>
       <w:tab/>
       <w:tab/>
-      <w:t>2025-07-09</w:t>
+      <w:t>2025-07-11</w:t>
       <w:br/>
       <w:br/>
     </w:r>

--- a/klagomål/A 30788-2025 FSC-klagomål.docx
+++ b/klagomål/A 30788-2025 FSC-klagomål.docx
@@ -163,7 +163,7 @@
         <w:pStyle w:val="Title"/>
       </w:pPr>
       <w:r>
-        <w:t>Inledande FSC- /PEFC-klagomål – information om höga naturvärden i avverkningsanmälan A 30788-2025 i Älvdalens kommun</w:t>
+        <w:t>Inledande FSC- /PEFC-klagomål – information om höga naturvärden och fridlysta arter i avverkningsanmälan A 30788-2025 i Älvdalens kommun</w:t>
       </w:r>
     </w:p>
     <w:p>
@@ -173,7 +173,7 @@
     </w:p>
     <w:p>
       <w:r>
-        <w:t>Nedan presenteras fynd av naturvårdsarter som gjorts i det avverkningsanmälda området, samt relevanta utdrag ur standarderna för FSC, Chain of Custody, Controlled Wood och PEFC.</w:t>
+        <w:t>Nedan presenteras fynd av naturvårdsarter och fridlysta arter som gjorts i det avverkningsanmälda området, samt relevanta utdrag ur standarderna för FSC, Chain of Custody, Controlled Wood och PEFC. I BILAGA 1 finns artfakta om fridlysta arter.</w:t>
       </w:r>
     </w:p>
     <w:p>
@@ -191,7 +191,7 @@
     </w:p>
     <w:p>
       <w:r>
-        <w:t>I avverkningsanmälan har följande 1 naturvårdsarter hittats: mörk kolflarnlav (NT). Av dessa är 1 rödlistade. För rödlistade arter har rödlistekategorin angivits inom parentes.</w:t>
+        <w:t>I avverkningsanmälan har följande 23 naturvårdsarter hittats: fläckporing (VU), gräddporing (VU), blanksvart spiklav (NT), blågrå svartspik (NT), dvärgbägarlav (NT), garnlav (NT), granticka (NT), hornvaxskinn (NT), kolflarnlav (NT), kortskaftad ärgspik (NT), mörk kolflarnlav (NT), reliktbock (NT), talltita (NT, §4), tretåig hackspett (NT, §4), varglav (NT, §8), vedflamlav (NT), vedskivlav (NT), vitplätt (NT), norrlandslav (S), skuggblåslav (S), vedticka (S), lavskrika (§4) och tjäder (§4). Av dessa är 18 rödlistade. För rödlistade arter har rödlistekategorin angivits inom parentes. Arter som är signalarter enligt Skogsstyrelsen har markerats med (S). För fridlysta arter anges även paragrafen i Artskyddsförordningen som arten är fridlyst enligt.</w:t>
       </w:r>
     </w:p>
     <w:p>
@@ -206,7 +206,7 @@
       <w:r>
         <w:drawing>
           <wp:inline xmlns:a="http://schemas.openxmlformats.org/drawingml/2006/main" xmlns:pic="http://schemas.openxmlformats.org/drawingml/2006/picture">
-            <wp:extent cx="5486400" cy="5561104"/>
+            <wp:extent cx="5486400" cy="5390413"/>
             <wp:docPr id="1" name="Picture 1"/>
             <wp:cNvGraphicFramePr>
               <a:graphicFrameLocks noChangeAspect="1"/>
@@ -227,7 +227,7 @@
                   <pic:spPr>
                     <a:xfrm>
                       <a:off x="0" y="0"/>
-                      <a:ext cx="5486400" cy="5561104"/>
+                      <a:ext cx="5486400" cy="5390413"/>
                     </a:xfrm>
                     <a:prstGeom prst="rect"/>
                   </pic:spPr>
@@ -251,10 +251,164 @@
         <w:rPr>
           <w:b/>
         </w:rPr>
+        <w:t>Blanksvart spiklav (NT)</w:t>
+      </w:r>
+      <w:r>
+        <w:t xml:space="preserve"> förekommer på torr, hård, gammal kärnved men även på äldre ytved av tall i naturskogsartade bestånd med begränsad brandpåverkan och ostörd hydrologi. Skogsbruksåtgärder på eller i närheten av lokaler med blanksvart spiklav utgör ett hot. Naturskogsartade öppna tall- och barrblandskogar med blanksvart spiklav indikerar höga biologiska värden och bör bevaras (SLU Artdatabanken, 2024).</w:t>
+      </w:r>
+    </w:p>
+    <w:p>
+      <w:r>
+        <w:rPr>
+          <w:b/>
+        </w:rPr>
+        <w:t>Blågrå svartspik (NT)</w:t>
+      </w:r>
+      <w:r>
+        <w:t xml:space="preserve"> växer på torr, hård ved av gamla, solbelysta torrakor, högstubbar av tall och grova döda grenar på levande tallar i öppna bestånd av naturskogskaraktär. Nästan alltid rör det sig om tjärrika torrträd och högstubbar (töreved, keloträd) som kan vara en bra bit över hundra år, i vissa fall sannolikt hundratals år gamla. Skogsbruk är idag det allvarligaste hotet. Ett långsiktigt hot är att nybildningen av gamla torrakor och högstubbar är en långsam process vilken ofta är beroende av skogsbrand. Nytt substrat bildas numera sannolikt nästan inte alls då antalet naturliga skogsbränder har minskat drastiskt på grund av effektivare brandbekämpning. Döda träd som lämnas efter avverkning är inte lämpliga för arten, eftersom dessa träd inte varit utsatta för skogsbrand och bildat tjärrik ved. Skogsbruksåtgärder på eller i närheten av växtplatserna bör undvikas. Naturskogsartade skogar med förekomst av arten indikerar höga biologiska värden och bör bevaras. Blågrå svartspik har en mycket begränsad utbredning utanför de nordiska länderna varför dessa länder har ett speciellt ansvar för arten (SLU Artdatabanken, 2024).</w:t>
+      </w:r>
+    </w:p>
+    <w:p>
+      <w:r>
+        <w:rPr>
+          <w:b/>
+        </w:rPr>
+        <w:t>Dvärgbägarlav (NT)</w:t>
+      </w:r>
+      <w:r>
+        <w:t xml:space="preserve"> förekommer över hela Sverige på gammal hård ved, huvudsakligen på tall men i södra Sverige även på ek. Veden utgörs framförallt av grova stubbar, lågor och grenar. Substratet har blivit sällsyntare och nybildning av substrat sker bara i begränsad omfattning. Arten hotas av att grova lågor blir allt sällsyntare i dagens kulturskogar samt att nybildningen av lämpliga substrat går mycket långsamt. En riklig tillgång på gamla tall- eller eklågor måste säkerställas på artens lokaler (SLU Artdatabanken, 2024; Nitare &amp; Skogsstyrelsen, 2019).</w:t>
+      </w:r>
+    </w:p>
+    <w:p>
+      <w:r>
+        <w:rPr>
+          <w:b/>
+        </w:rPr>
+        <w:t>Fläckporing (VU)</w:t>
+      </w:r>
+      <w:r>
+        <w:t xml:space="preserve"> är en mycket bra signalart som visar på tallnaturskogar med höga naturvärden. Den är placerad högst upp i Skogsstyrelsens värdepyramid för bedömning av skog med höga naturvärden och indikerar områden som är mer eller mindre opåverkade av skogsbruk och där det funnits en kontinuitet av tallågor i olika nedbrytningsstadier. För att på lång sikt bibehålla livskraftiga populationer i ett område behövs troligen större skyddade områden som tillåter att man upprätthåller en naturlig branddynamik (SLU Artdatabanken, 2024; Nitare &amp; Skogsstyrelsen, 2019).</w:t>
+      </w:r>
+    </w:p>
+    <w:p>
+      <w:r>
+        <w:rPr>
+          <w:b/>
+        </w:rPr>
+        <w:t>Garnlav (NT)</w:t>
+      </w:r>
+      <w:r>
+        <w:t xml:space="preserve"> är en utpräglad barrskogsart som ibland kan drapera träden i norrländska grannaturskogar med hög luftfuktighet. Den förekommer även i talldominerade bestånd där den, förutom i trädens grenverk, påträffas hängande över ojämnheter i tallbarken. Arten har minskat starkt i södra och mellersta Sverige och den minskar även i sitt nordliga utbredningsområde. Orsaken till tillbakagången beror främst på slutavverkningar av naturskogsartade skogar. Bestånd med riklig förekomst bör regelmässigt sparas. Garnlav är värdväxt för den mycket sällsynta och akut hotade fjärilen barrskogslavfly (CR) som hör hemma i boreala barrskogar med riklig förekomst av värdväxten. Tidigare kunde arten konstateras årligen på flera platser vid Dala-Floda i Dalarna innan lokalerna kalavverkades. Senaste fyndet i landet av barrskogslavfly är från år 2000 då den påträffades vid Högberget i Sollefteå kommun (SLU Artdatabanken, 2024).</w:t>
+      </w:r>
+    </w:p>
+    <w:p>
+      <w:r>
+        <w:rPr>
+          <w:b/>
+        </w:rPr>
+        <w:t>Granticka (NT)</w:t>
+      </w:r>
+      <w:r>
+        <w:t xml:space="preserve"> förekommer främst i äldre skogar med naturskogskaraktär, liksom i dimensionsavverkade och plockhuggna skogar. I äldre grannaturskog i norra Sverige är den alltjämt en förhållandevis vanlig karaktärsart, medan den längre söderut blir allt mer sällsynt. I Götaland och delar av Svealand är den en god signalart för skyddsvärda granskogsmiljöer. Arten bedöms ha minskat starkt under senare år på grund av skogsavverkningar, då den framför allt växer i äldre granskog med långvarig grankontinuitet. I urskogsliknande bestånd i norra Sverige kan ibland påträffas den mycket sällsynta tickan grantickeporing (VU), som lever på döda grantickor (SLU Artdatabanken, 2024; Nitare &amp; Skogsstyrelsen, 2019).</w:t>
+      </w:r>
+    </w:p>
+    <w:p>
+      <w:r>
+        <w:rPr>
+          <w:b/>
+        </w:rPr>
+        <w:t>Gräddporing (VU)</w:t>
+      </w:r>
+      <w:r>
+        <w:t xml:space="preserve"> växer nästan enbart i urskogsartad barrskog på gamla, kraftigt murkna, grova och mossbelupna tallågor i något fuktiga och skuggiga lägen. Arten är placerad högst upp i Skogsstyrelsens värdepyramid för bedömning av skog med höga naturvärden och indikerar gamla och relativt orörda tallnaturskogar med höga naturvärden där det under låg tid kontinuerligt funnits inslag av grova tallågor. För att på sikt hejda artens vikande trend behöver merparten av gräddporingens nu kända växtplatser undantas från skogsbruk (SLU Artdatabanken, 2024; Nitare &amp; Skogsstyrelsen, 2019).</w:t>
+      </w:r>
+    </w:p>
+    <w:p>
+      <w:r>
+        <w:rPr>
+          <w:b/>
+        </w:rPr>
+        <w:t xml:space="preserve">Hornvaxskinn (NT) </w:t>
+      </w:r>
+      <w:r>
+        <w:t>påträffas på gamla senvuxna, torra och hårda lågor i gamla naturskogsartade eller plockhuggna tallskogar i norra Sverige. Arten hotas av avverkning av naturskogsartade tallskogar och uttag av torrakor till timring av byggnader. Avverkning av naturskogsliknande tallskogar bör ej förekomma (SLU Artdatabanken, 2024).</w:t>
+      </w:r>
+    </w:p>
+    <w:p>
+      <w:r>
+        <w:rPr>
+          <w:b/>
+        </w:rPr>
+        <w:t>Kolflarnlav (NT)</w:t>
+      </w:r>
+      <w:r>
+        <w:t xml:space="preserve"> är brandberoende och växer nästan uteslutande på kolad hård kärnved av tall. Etableringen verkar ske först 100–300 år efter brand och nytt substrat nybildas i mycket begränsad omfattning. Avverkning av tallskog av naturskogskaraktär med spår av återkommande bränder är ett hot och mängden lämplig ved att växa på för arten minskar dels på grund av naturlig nedbrytning men framförallt på grund av att det förstörs i samband med slutavverkningar, gallringar och markberedning. Såväl kolflarnlav som mörk kolflarnlav har glänsande bålfjäll och förekommer främst i tall- och blandbarrskogar av naturskogskaraktär med spår av återkommande bränder. Skogar som dessa hyser höga biologiska värden och bör skyddas (SLU Artdatabanken, 2024).</w:t>
+      </w:r>
+    </w:p>
+    <w:p>
+      <w:r>
+        <w:rPr>
+          <w:b/>
+        </w:rPr>
+        <w:t>Kortskaftad ärgspik (NT)</w:t>
+      </w:r>
+      <w:r>
+        <w:t xml:space="preserve"> förekommer i barrträdsdominerade skogar och växer nästan uteslutande på tallved. Den föredrar gamla högstubbar i fuktig och halvöppen miljö, t.ex. i myrkanter, sumpskog och brandpräglad skog. Arten indikerar kontinuerlig tillgång till gamla högstubbar i kombination med hög och jämn luftfuktighet. Skogsbruk på lokaler med kortskaftad ärgspik utgör ett hot. På lång sikt bildas färre lämpliga substrat än vad som försvinner. Avverkning av barrträdsdominerade bestånd av naturskogskaraktär utgör ett långsiktigt hot. Naturskogsartade bestånd med riklig förekomst av gamla och grova tallhögstubbar bör undantas från skogsbruk (SLU Artdatabanken, 2024).</w:t>
+      </w:r>
+    </w:p>
+    <w:p>
+      <w:r>
+        <w:rPr>
+          <w:b/>
+        </w:rPr>
         <w:t>Mörk kolflarnlav (NT)</w:t>
       </w:r>
       <w:r>
         <w:t xml:space="preserve"> är brandberoende och växer nästan uteslutande på kolad hård kärnved av tall. Arten förekommer främst i glesa, öppna tall- och blandbarrskogar av naturskogskaraktär och etableringen verkar ske sent efter brand, kanske först efter 100–300 år. Mörk kolflarnlav indikerar skog med höga naturvärden och vanligast är att den påträffas på rester av nedbrunna torrakor och högstubbar och lågstubbar som är så grova att hela innandömet är urbränt. Tall- och blandbarrskogar av naturskogskaraktär med spår av återkommande bränder hyser höga biologiska värden och bör skyddas (SLU Artdatabanken, 2024).</w:t>
+      </w:r>
+    </w:p>
+    <w:p>
+      <w:r>
+        <w:rPr>
+          <w:b/>
+        </w:rPr>
+        <w:t>Reliktbock (NT)</w:t>
+      </w:r>
+      <w:r>
+        <w:t xml:space="preserve"> är en skalbagge vars larvutveckling sker i tjock, solexponerad skorpbark på gamla, levande tallar. Ofta i träd som under längre tid stått fritt och öppet, t.ex. i kantzoner i odlingslandskap, längs stränder och åsar, men också i gles, gammal tallskog på mager mark. Arten är brandgynnad genom att omgivande småträd och buskar försvinner vid lågintensiva bränder samtidigt som gamla tallar överlever och förblir solexponerade. Minskningstakten för den svenska populationen bedöms vara nära gränsvärdet för Sårbar (VU) och i den europeiska rödlistan är reliktbock rödlistad som Sårbar (VU) vilket innebär att Sverige har ett internationellt ansvar för arten. Gamla tallskogar bör få ett långsiktigt skydd, och inte slutavverkas (SLU Artdatabanken, 2024; IUCN, 2016).</w:t>
+      </w:r>
+    </w:p>
+    <w:p>
+      <w:r>
+        <w:rPr>
+          <w:b/>
+        </w:rPr>
+        <w:t>Vedflamlav (NT)</w:t>
+      </w:r>
+      <w:r>
+        <w:t xml:space="preserve"> växer på gammal hård och torr, exponerad kärnved av tall, främst på högstubbar i ljusöppna lägen, t.ex. vid och på myrar, sjökanter, i glesa hällmarkskogar och i brandpräglade tallnaturskogar. Substratet nyskapas i begränsad omfattning och arten är en utmärkt indikator på höga naturvärden i denna skogstyp. Tall- och barrblandskogar med naturskogskaraktär och spår av bränder har ofta höga biologiska värden och bör skyddas (SLU Artdatabanken, 2024).</w:t>
+      </w:r>
+    </w:p>
+    <w:p>
+      <w:r>
+        <w:rPr>
+          <w:b/>
+        </w:rPr>
+        <w:t>Vedskivlav (NT)</w:t>
+      </w:r>
+      <w:r>
+        <w:t xml:space="preserve"> växer på gammal, torr, exponerad, hård kärnved av framförallt tall i naturskogsartade bestånd. Avverkning av tallskog av naturskogskaraktär med spår av återkommande bränder är ett hot. Mängden lämplig ved att växa på för vedskivlav minskar, dels på grund av naturlig nedbrytning men framförallt på grund av att de förstörs i samband med slutavverkningar, gallringar och markberedning. Tall- och blandbarrskogar av naturskogskaraktär med spår av återkommande bränder bör skyddas (SLU Artdatabanken, 2024).</w:t>
+      </w:r>
+    </w:p>
+    <w:p>
+      <w:r>
+        <w:rPr>
+          <w:b/>
+        </w:rPr>
+        <w:t>Vitplätt (NT)</w:t>
+      </w:r>
+      <w:r>
+        <w:t xml:space="preserve"> är en nedbrytare av död, hård och torr tallved och orsakar brunröta. Den förekommer mest i äldre, naturskogsliknande tallskog eller blandskog med äldre tall. Arten hotas av avverkning av gammal, senvuxen tall. I södra Sverige råder brist på lämpliga habitat och arten kan inte längre sprida sig utanför sina få kända växtplatser. Lokaler med gammal tall bör undantas från skogsbruk, i synnerhet i södra Sverige (SLU Artdatabanken, 2024).</w:t>
       </w:r>
     </w:p>
     <w:p>
@@ -262,6 +416,82 @@
         <w:pStyle w:val="Heading1"/>
       </w:pPr>
       <w:r>
+        <w:t>Fridlysta arter</w:t>
+      </w:r>
+    </w:p>
+    <w:p>
+      <w:r>
+        <w:t>Följande fridlysta arter har sina livsmiljöer och växtplatser i den avverkningsanmälda skogen: talltita (NT, §4), tretåig hackspett (NT, §4), varglav (NT, §8), lavskrika (§4) och tjäder (§4).</w:t>
+      </w:r>
+    </w:p>
+    <w:p>
+      <w:r>
+        <w:t xml:space="preserve">Observera att medlemsländerna är skyldiga att agera i enlighet med EU:s fågeldirektiv där det uttryckligen står att direktivet gäller för fåglar samt för deras ägg, bon och </w:t>
+      </w:r>
+      <w:r>
+        <w:rPr>
+          <w:b/>
+        </w:rPr>
+        <w:t xml:space="preserve">livsmiljöer </w:t>
+      </w:r>
+      <w:r>
+        <w:t>(artikel 1). Vidare att de åtgärder som vidtas inte får leda till en försämring av den nuvarande situationen beträffande bevarandet av de fågelarter som avses i artikel 1 (artikel 13). Fågeldirektivet är styrande för tillsynsansvariga myndigheters ärendehantering, ställningstaganden och beslutsfattande.</w:t>
+      </w:r>
+    </w:p>
+    <w:p>
+      <w:r>
+        <w:rPr>
+          <w:b/>
+        </w:rPr>
+        <w:t>Lavskrika (§4)</w:t>
+      </w:r>
+      <w:r>
+        <w:t>, prioriterad art i Skogsvårdslagen, är en mycket stationär fågel, som häckar i äldre, slutna och hänglavsrika barrskogar. Reviren är livslånga med hemområden som varierar mellan 50 och 150 ha. Inom ett revir av hög kvalitet finns det som regel ett eller flera kärnområden (1–20 ha) med relativt tät flerskiktad granskog. Arten missgynnas när flerskiktad skog omförs till enskiktade bestånd och även röjning och hård gallring är starkt negativt. Lavskrikan har relativt stora hemområden och försvinner när den äldre skogen fragmenteras, särskilt allvarligt är när kärnområdena avverkas. (Skogsstyrelsen 2016). Populationen har minskat med 20–40 % de senaste 30 åren. Arten försvinner successivt framför allt vid dess utbredningsgränser (SLU Artdatabanken, 2021).</w:t>
+      </w:r>
+    </w:p>
+    <w:p>
+      <w:r>
+        <w:rPr>
+          <w:b/>
+        </w:rPr>
+        <w:t>Talltita (NT, §4)</w:t>
+      </w:r>
+      <w:r>
+        <w:t>, rödlistad som nära hotad och prioriterad art i Skogsvårdslagen har häckningsrevir i anmälan. Arten har minskat kraftigt de senaste 30 åren och minskningstakten innevarande 10-årsperiod beräknas till 20 (10–30) %. Talltitan är synnerligen trogen sitt cirka 15 hektar stora revir och är beroende av flerskiktade olikåldriga skogar för att kunna föda upp sina ungar. Talltitan försvinner om dess livsmiljö kalavverkas (Eggers &amp; Low (2014); Ekman (1979); Griesser et al (2007); Klein (2020); Siffczyk et al (2003); SLU Artdatabanken (2021).</w:t>
+      </w:r>
+    </w:p>
+    <w:p>
+      <w:r>
+        <w:rPr>
+          <w:b/>
+        </w:rPr>
+        <w:t>Tretåig hackspett (NT, §4)</w:t>
+      </w:r>
+      <w:r>
+        <w:t xml:space="preserve"> är rödlistad som nära hotad och ingår i bilaga 1 i EU:s fågeldirektiv. Tretåig hackspett är för sin överlevnad beroende av kontinuerlig tillförsel av äldre döende och död ved, som sker genom naturliga självgallringsprocesser i äldre grannaturskogar och barrblandade naturskogar. Om en skog genom skogsbruk gallras eller glesas ur så upphör och uteblir i stort sett den naturliga självgallringsprocessen för mycket lång tid framöver vilket omöjliggör upprätthållandet av den kontinuerliga ekologiska funktionen i ett område. Det finns studier som visar att naturskogens självgallringsprocess som den tretåiga hackspetten är beroende av, inte kan ersättas med efterlämnad hänsyn i skogsbruket (Imbeau &amp; Desrochers, 2002). Storleken på häckningsreviret varierar med skogstypen, förekomsten av död ved och graden av fragmentering, men är i allmänhet i storleksordningen 25–100 hektar. Vintertid krävs ofta betydligt större områden och det finns studier som antyder att arten behöver minst 100 hektar äldre skog. I områden med låg bonitet kan det behövas över 200 hektar lämpligt habitat för att ett par ska kunna reproducera sig. Områden med dokumenterad permanent förekomst i naturskogsmiljöer har vanligen så stora naturvärden att skogsbruk är olämpligt (Skogsstyrelsen, 2016).</w:t>
+      </w:r>
+    </w:p>
+    <w:p>
+      <w:r>
+        <w:rPr>
+          <w:b/>
+        </w:rPr>
+        <w:t>Varglav (NT, §8)</w:t>
+      </w:r>
+      <w:r>
+        <w:t xml:space="preserve"> växer på gammal, torr, hård ved, främst på torrakor och högstubbar av tall i öppna lägen, främst på myrar och i myrkanter. Lämpliga torrakor nyskapas praktiskt taget inte alls. Arten är placerad högst upp i Skogsstyrelsens värdepyramid för bedömning av skog med höga naturvärden och är fridlyst enligt 8 § artskyddsförordningen. Tidigare fanns varglav även på ved i kulturlandskapet men den har nästan helt försvunnit från denna miljö (SLU Artdatabanken, 2024; Nitare &amp; Skogsstyrelsen, 2019).</w:t>
+      </w:r>
+    </w:p>
+    <w:p>
+      <w:r>
+        <w:t>I BILAGA 1 finns mer detaljerad information om ekologi samt krav på livsmiljö hos fridlysta arter.</w:t>
+      </w:r>
+    </w:p>
+    <w:p>
+      <w:pPr>
+        <w:pStyle w:val="Heading1"/>
+      </w:pPr>
+      <w:r>
         <w:t>Certifiering</w:t>
       </w:r>
     </w:p>
@@ -309,6 +539,22 @@
       <w:r>
         <w:t>I den avverkningsanmälda skogen har fridlysta arter sina livsmiljöer och växtplatser. Att skada de fridlysta arternas livsmiljöer, växtplatser eller ekologiska funktion är inte tillåtet enligt artskyddsförordningen.</w:t>
       </w:r>
+      <w:r>
+        <w:rPr>
+          <w:i/>
+        </w:rPr>
+        <w:t xml:space="preserve"> EU:s medlemsländer och skogsbolag är skyldiga att agera i enlighet med EU:s fågeldirektiv där det uttryckligen står att direktivet gäller för fåglar samt för deras ägg, bon och </w:t>
+      </w:r>
+      <w:r>
+        <w:rPr>
+          <w:b/>
+          <w:i/>
+        </w:rPr>
+        <w:t xml:space="preserve">livsmiljöer </w:t>
+      </w:r>
+      <w:r>
+        <w:t>(artikel 1). Vidare att de åtgärder som vidtas inte får leda till en försämring av den nuvarande situationen beträffande bevarandet av de fågelarter som avses i artikel 1 (artikel 13).</w:t>
+      </w:r>
     </w:p>
     <w:p>
       <w:r>
@@ -326,10 +572,18 @@
         <w:rPr>
           <w:b/>
         </w:rPr>
-        <w:t xml:space="preserve">6.4.3 </w:t>
-      </w:r>
-      <w:r>
-        <w:t>Bevarandeåtgärder genomförs för de kända förekomster av rödlistade arter som påverkas av skogsbruk.</w:t>
+        <w:t xml:space="preserve">6.4.1 </w:t>
+      </w:r>
+      <w:r>
+        <w:t>Följande biotoper undantas från alla skogsbruksåtgärder, förutom åtgärder påkallade för att bevara eller främja biotopens naturliga eller hävdbetingade biologiska mångfald:</w:t>
+      </w:r>
+    </w:p>
+    <w:p>
+      <w:pPr>
+        <w:ind w:left="357"/>
+      </w:pPr>
+      <w:r>
+        <w:t>b) nyckelbiotoper enligt Skogsstyrelsens definition och metod (1995)</w:t>
       </w:r>
     </w:p>
     <w:p>
@@ -347,7 +601,36 @@
         <w:rPr>
           <w:i/>
         </w:rPr>
-        <w:t>I det avverkningsanmälda skogsområdet har 1 naturvårdsarter varav 1 rödlistade arter sina livsmiljöer och växtplatser.</w:t>
+        <w:t>I det avverkningsanmälda skogsområdet har 21 rödlistade arter och signalarter påträffats. Detta ska jämföras med Skogsstyrelsens uppföljning 2017 av nyckelbiotoper som visade att man i genomsnitt hittar 20,6 olika rödlistade arter och signalarter i en nyckelbiotop (Wijk, S. 2017. Biologisk mångfald i nyckelbiotoper – Resultat från inventeringen “Uppföljning biologisk mångfald” 2009–2015. Rapport 4/2017 Skogsstyrelsen, Jönköping).</w:t>
+      </w:r>
+    </w:p>
+    <w:p>
+      <w:r>
+        <w:rPr>
+          <w:b/>
+        </w:rPr>
+        <w:t xml:space="preserve">6.4.3 </w:t>
+      </w:r>
+      <w:r>
+        <w:t>Bevarandeåtgärder genomförs för de kända förekomster av rödlistade arter som påverkas av skogsbruk.</w:t>
+      </w:r>
+    </w:p>
+    <w:p>
+      <w:pPr>
+        <w:pStyle w:val="ListBullet"/>
+      </w:pPr>
+      <w:r>
+        <w:rPr>
+          <w:b/>
+          <w:i/>
+        </w:rPr>
+        <w:t xml:space="preserve">Kommentar: </w:t>
+      </w:r>
+      <w:r>
+        <w:rPr>
+          <w:i/>
+        </w:rPr>
+        <w:t>I det avverkningsanmälda skogsområdet har 23 naturvårdsarter varav 18 rödlistade arter sina livsmiljöer och växtplatser.</w:t>
       </w:r>
     </w:p>
     <w:p>
@@ -532,6 +815,419 @@
           <w:i/>
         </w:rPr>
         <w:t>I den avverkningsanmälda skogen har fridlysta arter sina livsmiljöer och växtplatser. Att skada de fridlysta arternas livsmiljöer, växtplatser eller ekologiska funktion är inte tillåtet enligt artskyddsförordningen</w:t>
+      </w:r>
+    </w:p>
+    <w:p>
+      <w:r>
+        <w:br w:type="page"/>
+      </w:r>
+    </w:p>
+    <w:p>
+      <w:pPr>
+        <w:pStyle w:val="Title"/>
+      </w:pPr>
+      <w:r>
+        <w:t>BILAGA 1 – Fridlysta arter</w:t>
+      </w:r>
+    </w:p>
+    <w:p>
+      <w:pPr>
+        <w:pStyle w:val="Heading1"/>
+      </w:pPr>
+      <w:r>
+        <w:t>Lavskrika – ekologi samt krav på livsmiljön</w:t>
+      </w:r>
+    </w:p>
+    <w:p>
+      <w:r>
+        <w:t>Lavskrikan är fridlyst enligt 4 § artskyddsförordningen (2007:845) och ingår i förteckningen över prioriterade arter i Skogsstyrelsens föreskrifter och allmänna råd (SKSFS 2011:7) bilaga 4.</w:t>
+      </w:r>
+    </w:p>
+    <w:p>
+      <w:r>
+        <w:t xml:space="preserve">I Skogsstyrelsens vägledning för hänsyn till fåglar står bland annat att: </w:t>
+      </w:r>
+      <w:r>
+        <w:rPr>
+          <w:i/>
+        </w:rPr>
+        <w:t>“Reviren är livslånga med hemområden som varierar mellan 50 och 150 ha. Hemområdena har inga fasta gränser utan det handlar mera om de yttre gränserna för familjegruppernas rörelser. Lavskrikan undviker att förflytta sig över stora öppna områden och hemområdesstorleken är därför större i områden fragmenterade av hyggen och yngre skog än i områden med i sammanhängande äldre skog. Det finns studier som antyder att det inom ett revir bör finnas maximalt 15 % öppna ytor och ungskog. Inom ett revir av hög kvalitet finns det som regel ett eller flera kärnområden (1–20 ha) med relativt tät flerskiktad granskog.”</w:t>
+      </w:r>
+      <w:r>
+        <w:t xml:space="preserve"> Vidare att: </w:t>
+      </w:r>
+      <w:r>
+        <w:rPr>
+          <w:i/>
+        </w:rPr>
+        <w:t>“Arten missgynnas när flerskiktad skog omförs till enskiktade bestånd. Även skogsskötsel med återkommande röjning och hård gallring är starkt negativt. Lavskrikan har relativt stora hemområden och försvinner när den äldre skogen fragmenteras, särskilt allvarligt är när kärnområdena avverkas.”</w:t>
+      </w:r>
+      <w:r>
+        <w:t xml:space="preserve"> (Skogsstyrelsen 2016).</w:t>
+      </w:r>
+    </w:p>
+    <w:p>
+      <w:r>
+        <w:t>Populationen har minskat med 20–40 % de senaste 30 åren, men i Svensk Fågeltaxerings standardrutter varierar antalet kraftigt och ingen minskning kan skönjas de senaste 18 åren. Arten försvinner successivt framför allt vid dess utbredningsgränser (SLU Artdatabanken, 2022).</w:t>
+      </w:r>
+    </w:p>
+    <w:p>
+      <w:pPr>
+        <w:pStyle w:val="Heading2"/>
+      </w:pPr>
+      <w:r>
+        <w:t>Referenser – lavskrika</w:t>
+      </w:r>
+    </w:p>
+    <w:p>
+      <w:r>
+        <w:t xml:space="preserve">Skogsstyrelsen, 2016. </w:t>
+      </w:r>
+      <w:r>
+        <w:rPr>
+          <w:i/>
+        </w:rPr>
+        <w:t xml:space="preserve">Vägledning för hänsyn till fåglar – lavskrika. </w:t>
+      </w:r>
+      <w:r>
+        <w:t>https://www.skogsstyrelsen.se/globalassets/lag-och-tillsyn/artskydd/vagledningar-for-hansyn-till-faglar/lavskrika-vagledning-hansyn.pdf</w:t>
+      </w:r>
+    </w:p>
+    <w:p>
+      <w:r>
+        <w:t xml:space="preserve">SLU Artdatabanken, 2021. </w:t>
+      </w:r>
+      <w:r>
+        <w:rPr>
+          <w:i/>
+        </w:rPr>
+        <w:t xml:space="preserve">Artfaktablad. Naturvård – artfakta. </w:t>
+      </w:r>
+      <w:r>
+        <w:t>SLU Artdatabanken, Uppsala</w:t>
+      </w:r>
+    </w:p>
+    <w:p>
+      <w:pPr>
+        <w:pStyle w:val="Heading1"/>
+      </w:pPr>
+      <w:r>
+        <w:t>Talltita – ekologi samt krav på livsmiljön</w:t>
+      </w:r>
+    </w:p>
+    <w:p>
+      <w:r>
+        <w:t>Talltita är rödlistad som NT, fridlyst och prioriterad art i Skogsvårdslagen. Den omfattas av EU:s fågeldirektiv. Arten har minskat kraftigt de senaste 30 åren och minskningstakten innevarande 10-årsperiod beräknas till 20 (10–30) % (SLU Artdatabanken, 2022).</w:t>
+      </w:r>
+    </w:p>
+    <w:p>
+      <w:r>
+        <w:t>Talltita föredrar större sammanhängande barrskogar, och finns såväl i tallskog som granskog och i lövblandad barrskog. Skogens struktur är viktig och ska helst vara flerskiktad med riklig underväxt av mindre granar, björk och andra lövträd och buskar. Tillgång på murknande högstubbar är särskilt viktig, eftersom talltitan helst själv hackar ut sitt bohål (SLU Artdatabanken, 2022).</w:t>
+      </w:r>
+    </w:p>
+    <w:p>
+      <w:r>
+        <w:t>Det finns flera studier som visar att talltita är känslig för gallring och inte överlever när dess livsmiljö kalavverkas (Eggers and Low, 2014; Griesser et al., 2007; Klein, 2020). Talltitans revir är förhållandevis stora, 10–20 hektar och arten missgynnas när skogen fragmenteras. Kalavverkning av större delar av reviret innebär att det överges (Artdatabanken, 2021).</w:t>
+      </w:r>
+    </w:p>
+    <w:p>
+      <w:r>
+        <w:t>Talltitan är synnerligen trogen sitt revir så länge paret lever och biotopen förblir intakt. Paret stannar i sitt revir året om. En förlust av ett revir har därför en stor inverkan på den lokala populationen och trakthyggesbruket anses vara orsak till den svenska populationens kraftiga minskning. Talltiteparets revirtrohet innebär att närhelst under året man observerar en adult talltita så ingår denna plats i reviret (Siffczyk et al., 2003; Ekman, 1979).</w:t>
+      </w:r>
+    </w:p>
+    <w:p>
+      <w:pPr>
+        <w:pStyle w:val="Heading2"/>
+      </w:pPr>
+      <w:r>
+        <w:t>Referenser – talltita</w:t>
+      </w:r>
+    </w:p>
+    <w:p>
+      <w:r>
+        <w:t xml:space="preserve">Eggers, S., Low, M., 2014. </w:t>
+      </w:r>
+      <w:r>
+        <w:rPr>
+          <w:i/>
+        </w:rPr>
+        <w:t xml:space="preserve">Differential demographic responses of sympatric Parids to vegetation management in boreal forest. </w:t>
+      </w:r>
+      <w:r>
+        <w:t>For. Ecol. Manage. 319, 169–175.</w:t>
+      </w:r>
+    </w:p>
+    <w:p>
+      <w:r>
+        <w:t xml:space="preserve">Ekman, J., 1979. </w:t>
+      </w:r>
+      <w:r>
+        <w:rPr>
+          <w:i/>
+        </w:rPr>
+        <w:t xml:space="preserve">Coherence, composition and territories of winter social groups of the Willow Tit Parus montanus and the Crested Tit P. cristatus. </w:t>
+      </w:r>
+      <w:r>
+        <w:t>Ornis Scandinavica, 10, pp 56–68</w:t>
+      </w:r>
+    </w:p>
+    <w:p>
+      <w:r>
+        <w:t xml:space="preserve">Griesser, M., Nystrand, M., Eggers, S., Ekman, J., 2007. </w:t>
+      </w:r>
+      <w:r>
+        <w:rPr>
+          <w:i/>
+        </w:rPr>
+        <w:t xml:space="preserve">Impact of forestry practices on fitness correlates and population productivity in an open-nesting bird species. </w:t>
+      </w:r>
+      <w:r>
+        <w:t>Conserv. Biol. 21, 767–774. https://doi.org/10.1111/j.1523- 1739.2007.00675.x</w:t>
+      </w:r>
+    </w:p>
+    <w:p>
+      <w:r>
+        <w:t xml:space="preserve">Klein, J., 2020. </w:t>
+      </w:r>
+      <w:r>
+        <w:rPr>
+          <w:i/>
+        </w:rPr>
+        <w:t xml:space="preserve">The forgotten forest – On thinning, retention, and biodiversity in the boreal forest. </w:t>
+      </w:r>
+      <w:r>
+        <w:t>Doctoral Thesis No. 2020:50</w:t>
+      </w:r>
+    </w:p>
+    <w:p>
+      <w:r>
+        <w:t xml:space="preserve">Siffczyk, C., Brotons, L., Kangas, K., Orell, M., 2003. </w:t>
+      </w:r>
+      <w:r>
+        <w:rPr>
+          <w:i/>
+        </w:rPr>
+        <w:t xml:space="preserve">Home range size of willow tits. </w:t>
+      </w:r>
+      <w:r>
+        <w:t>Oecologica, 136, 635–642 (2003)</w:t>
+      </w:r>
+    </w:p>
+    <w:p>
+      <w:r>
+        <w:t xml:space="preserve">SLU Artdatabanken, 2021. </w:t>
+      </w:r>
+      <w:r>
+        <w:rPr>
+          <w:i/>
+        </w:rPr>
+        <w:t xml:space="preserve">Artfaktablad. Naturvård – artfakta. </w:t>
+      </w:r>
+      <w:r>
+        <w:t>SLU Artdatabanken, Uppsala</w:t>
+      </w:r>
+    </w:p>
+    <w:p>
+      <w:pPr>
+        <w:pStyle w:val="Heading1"/>
+      </w:pPr>
+      <w:r>
+        <w:t>Tjäder – ekologi samt krav på livsmiljön</w:t>
+      </w:r>
+    </w:p>
+    <w:p>
+      <w:r>
+        <w:t>Tjäder (§4) är en utpräglad skogsfågel knuten till större sammanhängande barrskogsområden. Tupparna och hönorna utnyttjar till viss del olika miljöer, och habitatvalet varierar dessutom mellan olika delar av året. För att det ska finnas livskraftiga tjäderbestånd krävs funktionella skogslandskap med en blandning av uppvuxen, gles och luckig skog, täta sumpskogar, myrar och andra små våtmarker (Skogsstyrelsen, 2019).</w:t>
+      </w:r>
+    </w:p>
+    <w:p>
+      <w:r>
+        <w:t>Arten försvinner när skogen fragmenteras och den sammanlagda arealen hyggen och andra öppna områden blir för stor. Ett småskaligt och försiktigt virkesuttag genom hyggesfria metoder kan i vissa fall vara möjligt i området inom 200 m från lekcentrum. Längre ut från lekcentrum, inom 200–500 m bör den avverkade ytan inte överskrida 1 hektar för att undvika alltför stora och snabba förändringar (Skogsstyrelsen, 2019).</w:t>
+      </w:r>
+    </w:p>
+    <w:p>
+      <w:pPr>
+        <w:pStyle w:val="Heading2"/>
+      </w:pPr>
+      <w:r>
+        <w:t>Referenser – tjäder</w:t>
+      </w:r>
+    </w:p>
+    <w:p>
+      <w:r>
+        <w:t xml:space="preserve">Skogsstyrelsen, 2019. </w:t>
+      </w:r>
+      <w:r>
+        <w:rPr>
+          <w:i/>
+        </w:rPr>
+        <w:t xml:space="preserve">Vägledning för hänsyn till fåglar – tjäder. </w:t>
+      </w:r>
+      <w:r>
+        <w:t>https://www.skogsstyrelsen.se/globalassets/lag-och-tillsyn/artskydd/vagledningar-for-hansyn-till-faglar/tjader-vagledning-hansyn2.pdf</w:t>
+      </w:r>
+    </w:p>
+    <w:p>
+      <w:pPr>
+        <w:pStyle w:val="Heading1"/>
+      </w:pPr>
+      <w:r>
+        <w:t>Tretåig hackspett – ekologi samt krav på livsmiljön</w:t>
+      </w:r>
+    </w:p>
+    <w:p>
+      <w:r>
+        <w:t xml:space="preserve">Tretåig hackspett (NT) är fridlyst enligt §4 Artskyddsförordningen och finns med som prioriterad art i Skogsstyrelsen vägledning för skogsbruket (bilaga 4 till SVL). I vägledningen står bland annat att: </w:t>
+      </w:r>
+      <w:r>
+        <w:rPr>
+          <w:i/>
+        </w:rPr>
+        <w:t xml:space="preserve">“Tretåig hackspett har stora arealkrav och höga krav på sin livsmiljö. Omdaningen av naturskogar till kulturskogar medför en förlust av viktiga miljöer, något som förstärks av ökad fragmentering till följd av avverkningar.” </w:t>
+      </w:r>
+      <w:r>
+        <w:t xml:space="preserve">Vidare att: </w:t>
+      </w:r>
+      <w:r>
+        <w:rPr>
+          <w:i/>
+        </w:rPr>
+        <w:t>“Områden med dokumenterad permanent förekomst i naturskogsmiljöer har vanligen så stora naturvärden att skogsbruk är olämpligt”.</w:t>
+      </w:r>
+    </w:p>
+    <w:p>
+      <w:r>
+        <w:t>Tretåig hackspett är beroende av större sammanhängande naturskogar med kontinuerlig tillgång och nybildning av död ved och fragmentering av livsmiljöerna utgör ett stort hot mot arten (se exempelvis Stachura-Skierczynska et al., 2009; Wesolowski et al., 2005; Butler et al., 2004; Pakkala et al., 2002; Amcoff et al., 1996; Virkkala, 1991). Det finns studier som visar att naturskogens självgallringsprocess som den tretåiga hackspetten är beroende av, inte kan ersättas med efterlämnad hänsyn i skogsbruket (Imbeau &amp; Desrochers, 2002).</w:t>
+      </w:r>
+    </w:p>
+    <w:p>
+      <w:r>
+        <w:t>Permanenta revir av tretåig hackspett karaktäriseras ofta av artens typiska ringformigt ordnade hackmärken på framför allt gamla granar. För att säkerställa att inte revir av tretåig hackspett drabbas av avverkningsplanerna bör en inventering göras i området både under häckningstid och under vintern, då arten utnyttjar betydligt större områden än under sommarens häckningsrevir. Storleken på häckningsreviret varierar med skogstypen, förekomsten av död ved och graden av fragmentering, men är i allmänhet i storleksordningen 25–100 hektar.</w:t>
+      </w:r>
+    </w:p>
+    <w:p>
+      <w:r>
+        <w:t>Förutom fridlysning enligt §4 Artskyddsförordningen är tretåig hackspett även förtecknad i EU:s fågeldirektiv bilaga 1. Den ingår också i Natura 2000 och är förtecknad i Bernkonventionen bilaga II (strikt skyddade djurarter).</w:t>
+      </w:r>
+    </w:p>
+    <w:p>
+      <w:pPr>
+        <w:pStyle w:val="Heading2"/>
+      </w:pPr>
+      <w:r>
+        <w:t>Referenser – tretåig hackspett</w:t>
+      </w:r>
+    </w:p>
+    <w:p>
+      <w:r>
+        <w:t xml:space="preserve">Amcoff, M. &amp; Eriksson, P. 1996. </w:t>
+      </w:r>
+      <w:r>
+        <w:rPr>
+          <w:i/>
+        </w:rPr>
+        <w:t xml:space="preserve">Förekomst av tretåig hackspett Picoides tridactylus på bestånds- och landskapsnivå. </w:t>
+      </w:r>
+      <w:r>
+        <w:t>Ornis Svecica 6: 107–119</w:t>
+      </w:r>
+    </w:p>
+    <w:p>
+      <w:r>
+        <w:t xml:space="preserve">Butler, R., Angelstam, P., Ekelund, P. &amp; Schlaeffer, R. 2004. </w:t>
+      </w:r>
+      <w:r>
+        <w:rPr>
+          <w:i/>
+        </w:rPr>
+        <w:t xml:space="preserve">Dead wood threshold values for the three-toed woodpecker presence in boreal and sub-Alpine forest. </w:t>
+      </w:r>
+      <w:r>
+        <w:t>Biological conservation 119(3): 305–318</w:t>
+      </w:r>
+    </w:p>
+    <w:p>
+      <w:r>
+        <w:t xml:space="preserve">Imbeau, L. &amp; Desrochers, A. 2002. </w:t>
+      </w:r>
+      <w:r>
+        <w:rPr>
+          <w:i/>
+        </w:rPr>
+        <w:t xml:space="preserve">Foraging Ecology and Use of Drumming Trees by Three-Toed Woodpeckers. </w:t>
+      </w:r>
+      <w:r>
+        <w:t>The Journal of Wildlife Management. Vol. 66, No. 1 (Jan., 2002), pp. 222–231.</w:t>
+      </w:r>
+    </w:p>
+    <w:p>
+      <w:r>
+        <w:t xml:space="preserve">Pakkala, T., Hanski, I. &amp; Tomppo, E. 2002. </w:t>
+      </w:r>
+      <w:r>
+        <w:rPr>
+          <w:i/>
+        </w:rPr>
+        <w:t xml:space="preserve">Spatial ecology of the three-toed woodpecker in managed forest landscapes. </w:t>
+      </w:r>
+      <w:r>
+        <w:t>Silva Fennica 36(1): 279–288.</w:t>
+      </w:r>
+    </w:p>
+    <w:p>
+      <w:r>
+        <w:t xml:space="preserve">Skogsstyrelsen, 2016. </w:t>
+      </w:r>
+      <w:r>
+        <w:rPr>
+          <w:i/>
+        </w:rPr>
+        <w:t xml:space="preserve">Vägledning för hänsyn till fåglar – Tretåig hackspett. </w:t>
+      </w:r>
+      <w:r>
+        <w:t>www.skogsstyrelsen.se</w:t>
+      </w:r>
+    </w:p>
+    <w:p>
+      <w:r>
+        <w:t xml:space="preserve">Stachura-Skierczynska, K., Tumiel, T. &amp; Skierczynski, M. 2009. </w:t>
+      </w:r>
+      <w:r>
+        <w:rPr>
+          <w:i/>
+        </w:rPr>
+        <w:t xml:space="preserve">Habitat prediction model for three-toed woodpecker and its implications for the conservation of biologically valuable forests. </w:t>
+      </w:r>
+      <w:r>
+        <w:t>Forest Ecology and Management 258(5): 697–703.</w:t>
+      </w:r>
+    </w:p>
+    <w:p>
+      <w:r>
+        <w:t xml:space="preserve">Virkkala, R. 1991. </w:t>
+      </w:r>
+      <w:r>
+        <w:rPr>
+          <w:i/>
+        </w:rPr>
+        <w:t xml:space="preserve">Population trends of forest birds in a Finnish Lapland landscape of large habitat blocks – Consequences of stochastic environmental variation or regional habitat alteration. </w:t>
+      </w:r>
+      <w:r>
+        <w:t>Biological conservation 56(2): 223–240</w:t>
+      </w:r>
+    </w:p>
+    <w:p>
+      <w:r>
+        <w:t xml:space="preserve">Wesolowski, T., Czeszczewik, D. &amp; Rowinski, P. 2005. </w:t>
+      </w:r>
+      <w:r>
+        <w:rPr>
+          <w:i/>
+        </w:rPr>
+        <w:t xml:space="preserve">Effects of forest management on Three-toed Woodpecker Picoides tridactylus distribution in the Bialowieza Forest (NE Poland): conservation implications. </w:t>
+      </w:r>
+      <w:r>
+        <w:t>Acta Ornithologica 40(1): 53–60.</w:t>
       </w:r>
     </w:p>
     <w:sectPr>
@@ -662,7 +1358,7 @@
     <w:r>
       <w:tab/>
       <w:tab/>
-      <w:t>2025-07-11</w:t>
+      <w:t>2025-07-12</w:t>
       <w:br/>
       <w:br/>
     </w:r>

--- a/klagomål/A 30788-2025 FSC-klagomål.docx
+++ b/klagomål/A 30788-2025 FSC-klagomål.docx
@@ -1358,7 +1358,7 @@
     <w:r>
       <w:tab/>
       <w:tab/>
-      <w:t>2025-07-12</w:t>
+      <w:t>2025-07-13</w:t>
       <w:br/>
       <w:br/>
     </w:r>

--- a/klagomål/A 30788-2025 FSC-klagomål.docx
+++ b/klagomål/A 30788-2025 FSC-klagomål.docx
@@ -1358,7 +1358,7 @@
     <w:r>
       <w:tab/>
       <w:tab/>
-      <w:t>2025-07-13</w:t>
+      <w:t>2025-07-14</w:t>
       <w:br/>
       <w:br/>
     </w:r>

--- a/klagomål/A 30788-2025 FSC-klagomål.docx
+++ b/klagomål/A 30788-2025 FSC-klagomål.docx
@@ -1358,7 +1358,7 @@
     <w:r>
       <w:tab/>
       <w:tab/>
-      <w:t>2025-08-06</w:t>
+      <w:t>2025-08-09</w:t>
       <w:br/>
       <w:br/>
     </w:r>

--- a/klagomål/A 30788-2025 FSC-klagomål.docx
+++ b/klagomål/A 30788-2025 FSC-klagomål.docx
@@ -168,7 +168,7 @@
     </w:p>
     <w:p>
       <w:r>
-        <w:t>Detta dokument behandlar höga naturvärden i avverkningsanmälan A 30788-2025 i Älvdalens kommun. Denna avverkningsanmälan inkom 2025-06-23 och omfattar 24,0 ha.</w:t>
+        <w:t>Detta dokument behandlar höga naturvärden i avverkningsanmälan A 30788-2025 i Älvdalens kommun. Denna avverkningsanmälan inkom 2025-06-23 15:09:27 och omfattar 24,0 ha.</w:t>
       </w:r>
     </w:p>
     <w:p>

--- a/klagomål/A 30788-2025 FSC-klagomål.docx
+++ b/klagomål/A 30788-2025 FSC-klagomål.docx
@@ -1358,7 +1358,7 @@
     <w:r>
       <w:tab/>
       <w:tab/>
-      <w:t>2025-08-09</w:t>
+      <w:t>2025-08-10</w:t>
       <w:br/>
       <w:br/>
     </w:r>

--- a/klagomål/A 30788-2025 FSC-klagomål.docx
+++ b/klagomål/A 30788-2025 FSC-klagomål.docx
@@ -1358,7 +1358,7 @@
     <w:r>
       <w:tab/>
       <w:tab/>
-      <w:t>2025-08-10</w:t>
+      <w:t>2025-08-11</w:t>
       <w:br/>
       <w:br/>
     </w:r>

--- a/klagomål/A 30788-2025 FSC-klagomål.docx
+++ b/klagomål/A 30788-2025 FSC-klagomål.docx
@@ -1358,7 +1358,7 @@
     <w:r>
       <w:tab/>
       <w:tab/>
-      <w:t>2025-08-11</w:t>
+      <w:t>2025-08-12</w:t>
       <w:br/>
       <w:br/>
     </w:r>

--- a/klagomål/A 30788-2025 FSC-klagomål.docx
+++ b/klagomål/A 30788-2025 FSC-klagomål.docx
@@ -1358,7 +1358,7 @@
     <w:r>
       <w:tab/>
       <w:tab/>
-      <w:t>2025-08-12</w:t>
+      <w:t>2025-08-13</w:t>
       <w:br/>
       <w:br/>
     </w:r>

--- a/klagomål/A 30788-2025 FSC-klagomål.docx
+++ b/klagomål/A 30788-2025 FSC-klagomål.docx
@@ -1358,7 +1358,7 @@
     <w:r>
       <w:tab/>
       <w:tab/>
-      <w:t>2025-08-13</w:t>
+      <w:t>2025-08-14</w:t>
       <w:br/>
       <w:br/>
     </w:r>

--- a/klagomål/A 30788-2025 FSC-klagomål.docx
+++ b/klagomål/A 30788-2025 FSC-klagomål.docx
@@ -1358,7 +1358,7 @@
     <w:r>
       <w:tab/>
       <w:tab/>
-      <w:t>2025-08-14</w:t>
+      <w:t>2025-08-15</w:t>
       <w:br/>
       <w:br/>
     </w:r>

--- a/klagomål/A 30788-2025 FSC-klagomål.docx
+++ b/klagomål/A 30788-2025 FSC-klagomål.docx
@@ -1358,7 +1358,7 @@
     <w:r>
       <w:tab/>
       <w:tab/>
-      <w:t>2025-08-15</w:t>
+      <w:t>2025-08-16</w:t>
       <w:br/>
       <w:br/>
     </w:r>

--- a/klagomål/A 30788-2025 FSC-klagomål.docx
+++ b/klagomål/A 30788-2025 FSC-klagomål.docx
@@ -1358,7 +1358,7 @@
     <w:r>
       <w:tab/>
       <w:tab/>
-      <w:t>2025-08-16</w:t>
+      <w:t>2025-08-17</w:t>
       <w:br/>
       <w:br/>
     </w:r>

--- a/klagomål/A 30788-2025 FSC-klagomål.docx
+++ b/klagomål/A 30788-2025 FSC-klagomål.docx
@@ -1358,7 +1358,7 @@
     <w:r>
       <w:tab/>
       <w:tab/>
-      <w:t>2025-08-17</w:t>
+      <w:t>2025-08-18</w:t>
       <w:br/>
       <w:br/>
     </w:r>

--- a/klagomål/A 30788-2025 FSC-klagomål.docx
+++ b/klagomål/A 30788-2025 FSC-klagomål.docx
@@ -1358,7 +1358,7 @@
     <w:r>
       <w:tab/>
       <w:tab/>
-      <w:t>2025-08-18</w:t>
+      <w:t>2025-08-19</w:t>
       <w:br/>
       <w:br/>
     </w:r>

--- a/klagomål/A 30788-2025 FSC-klagomål.docx
+++ b/klagomål/A 30788-2025 FSC-klagomål.docx
@@ -1358,7 +1358,7 @@
     <w:r>
       <w:tab/>
       <w:tab/>
-      <w:t>2025-08-19</w:t>
+      <w:t>2025-08-20</w:t>
       <w:br/>
       <w:br/>
     </w:r>

--- a/klagomål/A 30788-2025 FSC-klagomål.docx
+++ b/klagomål/A 30788-2025 FSC-klagomål.docx
@@ -1358,7 +1358,7 @@
     <w:r>
       <w:tab/>
       <w:tab/>
-      <w:t>2025-08-20</w:t>
+      <w:t>2025-08-21</w:t>
       <w:br/>
       <w:br/>
     </w:r>

--- a/klagomål/A 30788-2025 FSC-klagomål.docx
+++ b/klagomål/A 30788-2025 FSC-klagomål.docx
@@ -1358,7 +1358,7 @@
     <w:r>
       <w:tab/>
       <w:tab/>
-      <w:t>2025-08-21</w:t>
+      <w:t>2025-08-22</w:t>
       <w:br/>
       <w:br/>
     </w:r>

--- a/klagomål/A 30788-2025 FSC-klagomål.docx
+++ b/klagomål/A 30788-2025 FSC-klagomål.docx
@@ -1358,7 +1358,7 @@
     <w:r>
       <w:tab/>
       <w:tab/>
-      <w:t>2025-08-22</w:t>
+      <w:t>2025-08-23</w:t>
       <w:br/>
       <w:br/>
     </w:r>

--- a/klagomål/A 30788-2025 FSC-klagomål.docx
+++ b/klagomål/A 30788-2025 FSC-klagomål.docx
@@ -1358,7 +1358,7 @@
     <w:r>
       <w:tab/>
       <w:tab/>
-      <w:t>2025-08-23</w:t>
+      <w:t>2025-08-24</w:t>
       <w:br/>
       <w:br/>
     </w:r>

--- a/klagomål/A 30788-2025 FSC-klagomål.docx
+++ b/klagomål/A 30788-2025 FSC-klagomål.docx
@@ -1358,7 +1358,7 @@
     <w:r>
       <w:tab/>
       <w:tab/>
-      <w:t>2025-08-24</w:t>
+      <w:t>2025-08-25</w:t>
       <w:br/>
       <w:br/>
     </w:r>

--- a/klagomål/A 30788-2025 FSC-klagomål.docx
+++ b/klagomål/A 30788-2025 FSC-klagomål.docx
@@ -1358,7 +1358,7 @@
     <w:r>
       <w:tab/>
       <w:tab/>
-      <w:t>2025-08-25</w:t>
+      <w:t>2025-08-26</w:t>
       <w:br/>
       <w:br/>
     </w:r>

--- a/klagomål/A 30788-2025 FSC-klagomål.docx
+++ b/klagomål/A 30788-2025 FSC-klagomål.docx
@@ -1358,7 +1358,7 @@
     <w:r>
       <w:tab/>
       <w:tab/>
-      <w:t>2025-08-26</w:t>
+      <w:t>2025-08-30</w:t>
       <w:br/>
       <w:br/>
     </w:r>

--- a/klagomål/A 30788-2025 FSC-klagomål.docx
+++ b/klagomål/A 30788-2025 FSC-klagomål.docx
@@ -1358,7 +1358,7 @@
     <w:r>
       <w:tab/>
       <w:tab/>
-      <w:t>2025-08-30</w:t>
+      <w:t>2025-08-31</w:t>
       <w:br/>
       <w:br/>
     </w:r>

--- a/klagomål/A 30788-2025 FSC-klagomål.docx
+++ b/klagomål/A 30788-2025 FSC-klagomål.docx
@@ -1358,7 +1358,7 @@
     <w:r>
       <w:tab/>
       <w:tab/>
-      <w:t>2025-08-31</w:t>
+      <w:t>2025-09-01</w:t>
       <w:br/>
       <w:br/>
     </w:r>

--- a/klagomål/A 30788-2025 FSC-klagomål.docx
+++ b/klagomål/A 30788-2025 FSC-klagomål.docx
@@ -1358,7 +1358,7 @@
     <w:r>
       <w:tab/>
       <w:tab/>
-      <w:t>2025-09-01</w:t>
+      <w:t>2025-09-04</w:t>
       <w:br/>
       <w:br/>
     </w:r>

--- a/klagomål/A 30788-2025 FSC-klagomål.docx
+++ b/klagomål/A 30788-2025 FSC-klagomål.docx
@@ -1358,7 +1358,7 @@
     <w:r>
       <w:tab/>
       <w:tab/>
-      <w:t>2025-09-04</w:t>
+      <w:t>2025-09-05</w:t>
       <w:br/>
       <w:br/>
     </w:r>

--- a/klagomål/A 30788-2025 FSC-klagomål.docx
+++ b/klagomål/A 30788-2025 FSC-klagomål.docx
@@ -1358,7 +1358,7 @@
     <w:r>
       <w:tab/>
       <w:tab/>
-      <w:t>2025-09-05</w:t>
+      <w:t>2025-09-07</w:t>
       <w:br/>
       <w:br/>
     </w:r>

--- a/klagomål/A 30788-2025 FSC-klagomål.docx
+++ b/klagomål/A 30788-2025 FSC-klagomål.docx
@@ -1358,7 +1358,7 @@
     <w:r>
       <w:tab/>
       <w:tab/>
-      <w:t>2025-09-07</w:t>
+      <w:t>2025-09-08</w:t>
       <w:br/>
       <w:br/>
     </w:r>

--- a/klagomål/A 30788-2025 FSC-klagomål.docx
+++ b/klagomål/A 30788-2025 FSC-klagomål.docx
@@ -1358,7 +1358,7 @@
     <w:r>
       <w:tab/>
       <w:tab/>
-      <w:t>2025-09-08</w:t>
+      <w:t>2025-09-10</w:t>
       <w:br/>
       <w:br/>
     </w:r>

--- a/klagomål/A 30788-2025 FSC-klagomål.docx
+++ b/klagomål/A 30788-2025 FSC-klagomål.docx
@@ -1358,7 +1358,7 @@
     <w:r>
       <w:tab/>
       <w:tab/>
-      <w:t>2025-09-10</w:t>
+      <w:t>2025-09-11</w:t>
       <w:br/>
       <w:br/>
     </w:r>

--- a/klagomål/A 30788-2025 FSC-klagomål.docx
+++ b/klagomål/A 30788-2025 FSC-klagomål.docx
@@ -1358,7 +1358,7 @@
     <w:r>
       <w:tab/>
       <w:tab/>
-      <w:t>2025-09-11</w:t>
+      <w:t>2025-09-12</w:t>
       <w:br/>
       <w:br/>
     </w:r>

--- a/klagomål/A 30788-2025 FSC-klagomål.docx
+++ b/klagomål/A 30788-2025 FSC-klagomål.docx
@@ -1358,7 +1358,7 @@
     <w:r>
       <w:tab/>
       <w:tab/>
-      <w:t>2025-09-12</w:t>
+      <w:t>2025-09-13</w:t>
       <w:br/>
       <w:br/>
     </w:r>

--- a/klagomål/A 30788-2025 FSC-klagomål.docx
+++ b/klagomål/A 30788-2025 FSC-klagomål.docx
@@ -1358,7 +1358,7 @@
     <w:r>
       <w:tab/>
       <w:tab/>
-      <w:t>2025-09-13</w:t>
+      <w:t>2025-09-14</w:t>
       <w:br/>
       <w:br/>
     </w:r>

--- a/klagomål/A 30788-2025 FSC-klagomål.docx
+++ b/klagomål/A 30788-2025 FSC-klagomål.docx
@@ -1358,7 +1358,7 @@
     <w:r>
       <w:tab/>
       <w:tab/>
-      <w:t>2025-09-14</w:t>
+      <w:t>2025-09-15</w:t>
       <w:br/>
       <w:br/>
     </w:r>
